--- a/1차 개발 설계서/03 API 연동 설계.docx
+++ b/1차 개발 설계서/03 API 연동 설계.docx
@@ -12,9 +12,9 @@
     </w:p>
     <w:p>
       <w:r>
-        <w:t>1차 개발 구현 설계 v0.3 · 기준 기능명세서 v2(2026-10-22) 우선</w:t>
+        <w:t>1차 개발 구현 설계 v0.3.1 · 기준 기능명세서 v2.1(2026-10-24) 우선</w:t>
         <w:br/>
-        <w:t>기준일 2026-10-22</w:t>
+        <w:t>기준일 2026-10-24</w:t>
       </w:r>
     </w:p>
     <w:p>
@@ -438,6 +438,47 @@
               <w:rPr>
                 <w:sz w:val="16"/>
               </w:rPr>
+              <w:t>초대 조회/발급/취소</w:t>
+            </w:r>
+          </w:p>
+        </w:tc>
+        <w:tc>
+          <w:tcPr>
+            <w:tcW w:type="dxa" w:w="3456"/>
+          </w:tcPr>
+          <w:p>
+            <w:r>
+              <w:rPr>
+                <w:sz w:val="16"/>
+              </w:rPr>
+              <w:t>모든 현재 참여자(member)·같은 모임 전체 초대·발급자 ID는 이력</w:t>
+            </w:r>
+          </w:p>
+        </w:tc>
+        <w:tc>
+          <w:tcPr>
+            <w:tcW w:type="dxa" w:w="3456"/>
+          </w:tcPr>
+          <w:p>
+            <w:r>
+              <w:rPr>
+                <w:sz w:val="16"/>
+              </w:rPr>
+              <w:t>비참여/참여 종료/이용 제한/모임 종료 거부·멱등 재시도 재검증</w:t>
+            </w:r>
+          </w:p>
+        </w:tc>
+      </w:tr>
+      <w:tr>
+        <w:tc>
+          <w:tcPr>
+            <w:tcW w:type="dxa" w:w="3456"/>
+          </w:tcPr>
+          <w:p>
+            <w:r>
+              <w:rPr>
+                <w:sz w:val="16"/>
+              </w:rPr>
               <w:t>모임생성</w:t>
             </w:r>
           </w:p>
@@ -6324,7 +6365,7 @@
               <w:rPr>
                 <w:sz w:val="16"/>
               </w:rPr>
-              <w:t>F05 / owner</w:t>
+              <w:t>F05 / member</w:t>
             </w:r>
           </w:p>
         </w:tc>
@@ -6480,7 +6521,7 @@
               <w:rPr>
                 <w:sz w:val="16"/>
               </w:rPr>
-              <w:t>F05 / owner</w:t>
+              <w:t>F05 / member</w:t>
             </w:r>
           </w:p>
         </w:tc>
@@ -6636,7 +6677,7 @@
               <w:rPr>
                 <w:sz w:val="16"/>
               </w:rPr>
-              <w:t>F05 / owner</w:t>
+              <w:t>F05 / member</w:t>
             </w:r>
           </w:p>
         </w:tc>
@@ -12669,7 +12710,7 @@
       <w:pStyle w:val="Footer"/>
     </w:pPr>
     <w:r>
-      <w:t xml:space="preserve">At that place · 1차 개발 설계 · 2026-10-22  |  </w:t>
+      <w:t xml:space="preserve">At that place · 1차 개발 설계 · 2026-10-24  |  </w:t>
     </w:r>
     <w:fldSimple w:instr="PAGE"/>
   </w:p>

--- a/1차 개발 설계서/03 API 연동 설계.docx
+++ b/1차 개발 설계서/03 API 연동 설계.docx
@@ -12,9 +12,9 @@
     </w:p>
     <w:p>
       <w:r>
-        <w:t>1차 개발 구현 설계 v0.3.1 · 기준 기능명세서 v2.1(2026-10-24) 우선</w:t>
+        <w:t>1차 개발 구현 설계 v0.3.2 · 기준 기능명세서 v2.2(2026-10-30) 우선</w:t>
         <w:br/>
-        <w:t>기준일 2026-10-24</w:t>
+        <w:t>기준일 2026-10-30</w:t>
       </w:r>
     </w:p>
     <w:p>
@@ -12710,7 +12710,7 @@
       <w:pStyle w:val="Footer"/>
     </w:pPr>
     <w:r>
-      <w:t xml:space="preserve">At that place · 1차 개발 설계 · 2026-10-24  |  </w:t>
+      <w:t xml:space="preserve">At that place · 1차 개발 설계 · 2026-10-30  |  </w:t>
     </w:r>
     <w:fldSimple w:instr="PAGE"/>
   </w:p>
